--- a/HCM-KS25-CNTT6_TranNguyenQuocViet_Agile-Scrum_De03.docx
+++ b/HCM-KS25-CNTT6_TranNguyenQuocViet_Agile-Scrum_De03.docx
@@ -609,20 +609,8 @@
                 <w:sz w:val="24"/>
                 <w:szCs w:val="24"/>
               </w:rPr>
-              <w:t xml:space="preserve"> </w:t>
-            </w:r>
-            <w:proofErr w:type="spellStart"/>
-            <w:r>
-              <w:rPr>
-                <w:rFonts w:ascii="Times New Roman" w:eastAsia="Times New Roman" w:hAnsi="Times New Roman" w:cs="Times New Roman"/>
-                <w:b/>
-                <w:bCs/>
-                <w:sz w:val="24"/>
-                <w:szCs w:val="24"/>
-              </w:rPr>
-              <w:t>đề</w:t>
-            </w:r>
-            <w:proofErr w:type="spellEnd"/>
+              <w:t xml:space="preserve"> đề</w:t>
+            </w:r>
           </w:p>
         </w:tc>
         <w:tc>
@@ -7425,23 +7413,7 @@
                 <w:sz w:val="24"/>
                 <w:szCs w:val="24"/>
               </w:rPr>
-              <w:t xml:space="preserve"> CD-00</w:t>
-            </w:r>
-            <w:r>
-              <w:rPr>
-                <w:rFonts w:ascii="Times New Roman" w:eastAsia="Times New Roman" w:hAnsi="Times New Roman" w:cs="Times New Roman"/>
-                <w:sz w:val="24"/>
-                <w:szCs w:val="24"/>
-              </w:rPr>
-              <w:t>2</w:t>
-            </w:r>
-            <w:r>
-              <w:rPr>
-                <w:rFonts w:ascii="Times New Roman" w:eastAsia="Times New Roman" w:hAnsi="Times New Roman" w:cs="Times New Roman"/>
-                <w:sz w:val="24"/>
-                <w:szCs w:val="24"/>
-              </w:rPr>
-              <w:t xml:space="preserve"> </w:t>
+              <w:t xml:space="preserve"> CD-002 </w:t>
             </w:r>
             <w:proofErr w:type="spellStart"/>
             <w:r>
@@ -7549,15 +7521,7 @@
                 <w:sz w:val="24"/>
                 <w:szCs w:val="24"/>
               </w:rPr>
-              <w:t xml:space="preserve"> </w:t>
-            </w:r>
-            <w:r>
-              <w:rPr>
-                <w:rFonts w:ascii="Times New Roman" w:eastAsia="Times New Roman" w:hAnsi="Times New Roman" w:cs="Times New Roman"/>
-                <w:sz w:val="24"/>
-                <w:szCs w:val="24"/>
-              </w:rPr>
-              <w:t>B</w:t>
+              <w:t xml:space="preserve"> B</w:t>
             </w:r>
           </w:p>
         </w:tc>
@@ -7637,15 +7601,7 @@
                 <w:sz w:val="24"/>
                 <w:szCs w:val="24"/>
               </w:rPr>
-              <w:t xml:space="preserve"> CD-00</w:t>
-            </w:r>
-            <w:r>
-              <w:rPr>
-                <w:rFonts w:ascii="Times New Roman" w:eastAsia="Times New Roman" w:hAnsi="Times New Roman" w:cs="Times New Roman"/>
-                <w:sz w:val="24"/>
-                <w:szCs w:val="24"/>
-              </w:rPr>
-              <w:t xml:space="preserve">2 qua </w:t>
+              <w:t xml:space="preserve"> CD-002 qua </w:t>
             </w:r>
             <w:proofErr w:type="spellStart"/>
             <w:r>
@@ -8111,23 +8067,7 @@
                 <w:sz w:val="24"/>
                 <w:szCs w:val="24"/>
               </w:rPr>
-              <w:t xml:space="preserve"> CD-00</w:t>
-            </w:r>
-            <w:r>
-              <w:rPr>
-                <w:rFonts w:ascii="Times New Roman" w:eastAsia="Times New Roman" w:hAnsi="Times New Roman" w:cs="Times New Roman"/>
-                <w:sz w:val="24"/>
-                <w:szCs w:val="24"/>
-              </w:rPr>
-              <w:t>1</w:t>
-            </w:r>
-            <w:r>
-              <w:rPr>
-                <w:rFonts w:ascii="Times New Roman" w:eastAsia="Times New Roman" w:hAnsi="Times New Roman" w:cs="Times New Roman"/>
-                <w:sz w:val="24"/>
-                <w:szCs w:val="24"/>
-              </w:rPr>
-              <w:t xml:space="preserve"> </w:t>
+              <w:t xml:space="preserve"> CD-001 </w:t>
             </w:r>
             <w:proofErr w:type="spellStart"/>
             <w:r>
@@ -10207,6 +10147,7 @@
               <w:t xml:space="preserve"> </w:t>
             </w:r>
             <w:proofErr w:type="spellStart"/>
+            <w:proofErr w:type="gramStart"/>
             <w:r>
               <w:rPr>
                 <w:rFonts w:ascii="Times New Roman" w:eastAsia="Times New Roman" w:hAnsi="Times New Roman" w:cs="Times New Roman"/>
@@ -10234,6 +10175,7 @@
               <w:t>dữ</w:t>
             </w:r>
             <w:proofErr w:type="spellEnd"/>
+            <w:proofErr w:type="gramEnd"/>
             <w:r>
               <w:rPr>
                 <w:rFonts w:ascii="Times New Roman" w:eastAsia="Times New Roman" w:hAnsi="Times New Roman" w:cs="Times New Roman"/>
@@ -11021,6 +10963,14 @@
               <w:t>thẻ</w:t>
             </w:r>
             <w:proofErr w:type="spellEnd"/>
+            <w:r>
+              <w:rPr>
+                <w:rFonts w:ascii="Times New Roman" w:eastAsia="Times New Roman" w:hAnsi="Times New Roman" w:cs="Times New Roman"/>
+                <w:sz w:val="24"/>
+                <w:szCs w:val="24"/>
+              </w:rPr>
+              <w:t xml:space="preserve"> 2, 5, 5, 21</w:t>
+            </w:r>
             <w:r>
               <w:rPr>
                 <w:rFonts w:ascii="Times New Roman" w:eastAsia="Times New Roman" w:hAnsi="Times New Roman" w:cs="Times New Roman"/>
@@ -11865,7 +11815,25 @@
                 <w:sz w:val="24"/>
                 <w:szCs w:val="24"/>
               </w:rPr>
-              <w:t>(18+22+20) : 3 = 20SP</w:t>
+              <w:t>(18+22+20</w:t>
+            </w:r>
+            <w:proofErr w:type="gramStart"/>
+            <w:r>
+              <w:rPr>
+                <w:rFonts w:ascii="Times New Roman" w:eastAsia="Times New Roman" w:hAnsi="Times New Roman" w:cs="Times New Roman"/>
+                <w:sz w:val="24"/>
+                <w:szCs w:val="24"/>
+              </w:rPr>
+              <w:t>) :</w:t>
+            </w:r>
+            <w:proofErr w:type="gramEnd"/>
+            <w:r>
+              <w:rPr>
+                <w:rFonts w:ascii="Times New Roman" w:eastAsia="Times New Roman" w:hAnsi="Times New Roman" w:cs="Times New Roman"/>
+                <w:sz w:val="24"/>
+                <w:szCs w:val="24"/>
+              </w:rPr>
+              <w:t xml:space="preserve"> 3 = 20SP</w:t>
             </w:r>
           </w:p>
         </w:tc>

--- a/HCM-KS25-CNTT6_TranNguyenQuocViet_Agile-Scrum_De03.docx
+++ b/HCM-KS25-CNTT6_TranNguyenQuocViet_Agile-Scrum_De03.docx
@@ -14618,6 +14618,176 @@
                 <w:szCs w:val="24"/>
               </w:rPr>
             </w:pPr>
+            <w:r>
+              <w:rPr>
+                <w:rFonts w:ascii="Times New Roman" w:eastAsia="Times New Roman" w:hAnsi="Times New Roman" w:cs="Times New Roman"/>
+                <w:sz w:val="24"/>
+                <w:szCs w:val="24"/>
+              </w:rPr>
+              <w:t xml:space="preserve">Demo </w:t>
+            </w:r>
+            <w:proofErr w:type="spellStart"/>
+            <w:r>
+              <w:rPr>
+                <w:rFonts w:ascii="Times New Roman" w:eastAsia="Times New Roman" w:hAnsi="Times New Roman" w:cs="Times New Roman"/>
+                <w:sz w:val="24"/>
+                <w:szCs w:val="24"/>
+              </w:rPr>
+              <w:t>trực</w:t>
+            </w:r>
+            <w:proofErr w:type="spellEnd"/>
+            <w:r>
+              <w:rPr>
+                <w:rFonts w:ascii="Times New Roman" w:eastAsia="Times New Roman" w:hAnsi="Times New Roman" w:cs="Times New Roman"/>
+                <w:sz w:val="24"/>
+                <w:szCs w:val="24"/>
+              </w:rPr>
+              <w:t xml:space="preserve"> </w:t>
+            </w:r>
+            <w:proofErr w:type="spellStart"/>
+            <w:r>
+              <w:rPr>
+                <w:rFonts w:ascii="Times New Roman" w:eastAsia="Times New Roman" w:hAnsi="Times New Roman" w:cs="Times New Roman"/>
+                <w:sz w:val="24"/>
+                <w:szCs w:val="24"/>
+              </w:rPr>
+              <w:t>tiếp</w:t>
+            </w:r>
+            <w:proofErr w:type="spellEnd"/>
+            <w:r>
+              <w:rPr>
+                <w:rFonts w:ascii="Times New Roman" w:eastAsia="Times New Roman" w:hAnsi="Times New Roman" w:cs="Times New Roman"/>
+                <w:sz w:val="24"/>
+                <w:szCs w:val="24"/>
+              </w:rPr>
+              <w:t xml:space="preserve"> </w:t>
+            </w:r>
+            <w:proofErr w:type="spellStart"/>
+            <w:r>
+              <w:rPr>
+                <w:rFonts w:ascii="Times New Roman" w:eastAsia="Times New Roman" w:hAnsi="Times New Roman" w:cs="Times New Roman"/>
+                <w:sz w:val="24"/>
+                <w:szCs w:val="24"/>
+              </w:rPr>
+              <w:t>tính</w:t>
+            </w:r>
+            <w:proofErr w:type="spellEnd"/>
+            <w:r>
+              <w:rPr>
+                <w:rFonts w:ascii="Times New Roman" w:eastAsia="Times New Roman" w:hAnsi="Times New Roman" w:cs="Times New Roman"/>
+                <w:sz w:val="24"/>
+                <w:szCs w:val="24"/>
+              </w:rPr>
+              <w:t xml:space="preserve"> </w:t>
+            </w:r>
+            <w:proofErr w:type="spellStart"/>
+            <w:r>
+              <w:rPr>
+                <w:rFonts w:ascii="Times New Roman" w:eastAsia="Times New Roman" w:hAnsi="Times New Roman" w:cs="Times New Roman"/>
+                <w:sz w:val="24"/>
+                <w:szCs w:val="24"/>
+              </w:rPr>
+              <w:t>nă</w:t>
+            </w:r>
+            <w:r>
+              <w:rPr>
+                <w:rFonts w:ascii="Times New Roman" w:eastAsia="Times New Roman" w:hAnsi="Times New Roman" w:cs="Times New Roman"/>
+                <w:sz w:val="24"/>
+                <w:szCs w:val="24"/>
+              </w:rPr>
+              <w:t>ng</w:t>
+            </w:r>
+            <w:proofErr w:type="spellEnd"/>
+            <w:r>
+              <w:rPr>
+                <w:rFonts w:ascii="Times New Roman" w:eastAsia="Times New Roman" w:hAnsi="Times New Roman" w:cs="Times New Roman"/>
+                <w:sz w:val="24"/>
+                <w:szCs w:val="24"/>
+              </w:rPr>
+              <w:t xml:space="preserve"> </w:t>
+            </w:r>
+            <w:proofErr w:type="spellStart"/>
+            <w:r>
+              <w:rPr>
+                <w:rFonts w:ascii="Times New Roman" w:eastAsia="Times New Roman" w:hAnsi="Times New Roman" w:cs="Times New Roman"/>
+                <w:sz w:val="24"/>
+                <w:szCs w:val="24"/>
+              </w:rPr>
+              <w:t>theo</w:t>
+            </w:r>
+            <w:proofErr w:type="spellEnd"/>
+            <w:r>
+              <w:rPr>
+                <w:rFonts w:ascii="Times New Roman" w:eastAsia="Times New Roman" w:hAnsi="Times New Roman" w:cs="Times New Roman"/>
+                <w:sz w:val="24"/>
+                <w:szCs w:val="24"/>
+              </w:rPr>
+              <w:t xml:space="preserve"> </w:t>
+            </w:r>
+            <w:proofErr w:type="spellStart"/>
+            <w:r>
+              <w:rPr>
+                <w:rFonts w:ascii="Times New Roman" w:eastAsia="Times New Roman" w:hAnsi="Times New Roman" w:cs="Times New Roman"/>
+                <w:sz w:val="24"/>
+                <w:szCs w:val="24"/>
+              </w:rPr>
+              <w:t>dõi</w:t>
+            </w:r>
+            <w:proofErr w:type="spellEnd"/>
+            <w:r>
+              <w:rPr>
+                <w:rFonts w:ascii="Times New Roman" w:eastAsia="Times New Roman" w:hAnsi="Times New Roman" w:cs="Times New Roman"/>
+                <w:sz w:val="24"/>
+                <w:szCs w:val="24"/>
+              </w:rPr>
+              <w:t xml:space="preserve"> </w:t>
+            </w:r>
+            <w:proofErr w:type="spellStart"/>
+            <w:r>
+              <w:rPr>
+                <w:rFonts w:ascii="Times New Roman" w:eastAsia="Times New Roman" w:hAnsi="Times New Roman" w:cs="Times New Roman"/>
+                <w:sz w:val="24"/>
+                <w:szCs w:val="24"/>
+              </w:rPr>
+              <w:t>vị</w:t>
+            </w:r>
+            <w:proofErr w:type="spellEnd"/>
+            <w:r>
+              <w:rPr>
+                <w:rFonts w:ascii="Times New Roman" w:eastAsia="Times New Roman" w:hAnsi="Times New Roman" w:cs="Times New Roman"/>
+                <w:sz w:val="24"/>
+                <w:szCs w:val="24"/>
+              </w:rPr>
+              <w:t xml:space="preserve"> </w:t>
+            </w:r>
+            <w:proofErr w:type="spellStart"/>
+            <w:r>
+              <w:rPr>
+                <w:rFonts w:ascii="Times New Roman" w:eastAsia="Times New Roman" w:hAnsi="Times New Roman" w:cs="Times New Roman"/>
+                <w:sz w:val="24"/>
+                <w:szCs w:val="24"/>
+              </w:rPr>
+              <w:t>trí</w:t>
+            </w:r>
+            <w:proofErr w:type="spellEnd"/>
+            <w:r>
+              <w:rPr>
+                <w:rFonts w:ascii="Times New Roman" w:eastAsia="Times New Roman" w:hAnsi="Times New Roman" w:cs="Times New Roman"/>
+                <w:sz w:val="24"/>
+                <w:szCs w:val="24"/>
+              </w:rPr>
+              <w:t xml:space="preserve"> </w:t>
+            </w:r>
+            <w:proofErr w:type="spellStart"/>
+            <w:r>
+              <w:rPr>
+                <w:rFonts w:ascii="Times New Roman" w:eastAsia="Times New Roman" w:hAnsi="Times New Roman" w:cs="Times New Roman"/>
+                <w:sz w:val="24"/>
+                <w:szCs w:val="24"/>
+              </w:rPr>
+              <w:t>xe</w:t>
+            </w:r>
+            <w:proofErr w:type="spellEnd"/>
           </w:p>
         </w:tc>
         <w:tc>
@@ -14646,6 +14816,160 @@
                 <w:szCs w:val="24"/>
               </w:rPr>
             </w:pPr>
+            <w:proofErr w:type="spellStart"/>
+            <w:r>
+              <w:rPr>
+                <w:rFonts w:ascii="Times New Roman" w:eastAsia="Times New Roman" w:hAnsi="Times New Roman" w:cs="Times New Roman"/>
+                <w:sz w:val="24"/>
+                <w:szCs w:val="24"/>
+              </w:rPr>
+              <w:t>Dùng</w:t>
+            </w:r>
+            <w:proofErr w:type="spellEnd"/>
+            <w:r>
+              <w:rPr>
+                <w:rFonts w:ascii="Times New Roman" w:eastAsia="Times New Roman" w:hAnsi="Times New Roman" w:cs="Times New Roman"/>
+                <w:sz w:val="24"/>
+                <w:szCs w:val="24"/>
+              </w:rPr>
+              <w:t xml:space="preserve"> </w:t>
+            </w:r>
+            <w:proofErr w:type="spellStart"/>
+            <w:r>
+              <w:rPr>
+                <w:rFonts w:ascii="Times New Roman" w:eastAsia="Times New Roman" w:hAnsi="Times New Roman" w:cs="Times New Roman"/>
+                <w:sz w:val="24"/>
+                <w:szCs w:val="24"/>
+              </w:rPr>
+              <w:t>thử</w:t>
+            </w:r>
+            <w:proofErr w:type="spellEnd"/>
+            <w:r>
+              <w:rPr>
+                <w:rFonts w:ascii="Times New Roman" w:eastAsia="Times New Roman" w:hAnsi="Times New Roman" w:cs="Times New Roman"/>
+                <w:sz w:val="24"/>
+                <w:szCs w:val="24"/>
+              </w:rPr>
+              <w:t xml:space="preserve"> </w:t>
+            </w:r>
+            <w:proofErr w:type="spellStart"/>
+            <w:r>
+              <w:rPr>
+                <w:rFonts w:ascii="Times New Roman" w:eastAsia="Times New Roman" w:hAnsi="Times New Roman" w:cs="Times New Roman"/>
+                <w:sz w:val="24"/>
+                <w:szCs w:val="24"/>
+              </w:rPr>
+              <w:t>và</w:t>
+            </w:r>
+            <w:proofErr w:type="spellEnd"/>
+            <w:r>
+              <w:rPr>
+                <w:rFonts w:ascii="Times New Roman" w:eastAsia="Times New Roman" w:hAnsi="Times New Roman" w:cs="Times New Roman"/>
+                <w:sz w:val="24"/>
+                <w:szCs w:val="24"/>
+              </w:rPr>
+              <w:t xml:space="preserve"> </w:t>
+            </w:r>
+            <w:proofErr w:type="spellStart"/>
+            <w:r>
+              <w:rPr>
+                <w:rFonts w:ascii="Times New Roman" w:eastAsia="Times New Roman" w:hAnsi="Times New Roman" w:cs="Times New Roman"/>
+                <w:sz w:val="24"/>
+                <w:szCs w:val="24"/>
+              </w:rPr>
+              <w:t>góp</w:t>
+            </w:r>
+            <w:proofErr w:type="spellEnd"/>
+            <w:r>
+              <w:rPr>
+                <w:rFonts w:ascii="Times New Roman" w:eastAsia="Times New Roman" w:hAnsi="Times New Roman" w:cs="Times New Roman"/>
+                <w:sz w:val="24"/>
+                <w:szCs w:val="24"/>
+              </w:rPr>
+              <w:t xml:space="preserve"> ý </w:t>
+            </w:r>
+            <w:proofErr w:type="spellStart"/>
+            <w:r>
+              <w:rPr>
+                <w:rFonts w:ascii="Times New Roman" w:eastAsia="Times New Roman" w:hAnsi="Times New Roman" w:cs="Times New Roman"/>
+                <w:sz w:val="24"/>
+                <w:szCs w:val="24"/>
+              </w:rPr>
+              <w:t>về</w:t>
+            </w:r>
+            <w:proofErr w:type="spellEnd"/>
+            <w:r>
+              <w:rPr>
+                <w:rFonts w:ascii="Times New Roman" w:eastAsia="Times New Roman" w:hAnsi="Times New Roman" w:cs="Times New Roman"/>
+                <w:sz w:val="24"/>
+                <w:szCs w:val="24"/>
+              </w:rPr>
+              <w:t xml:space="preserve"> </w:t>
+            </w:r>
+            <w:proofErr w:type="spellStart"/>
+            <w:r>
+              <w:rPr>
+                <w:rFonts w:ascii="Times New Roman" w:eastAsia="Times New Roman" w:hAnsi="Times New Roman" w:cs="Times New Roman"/>
+                <w:sz w:val="24"/>
+                <w:szCs w:val="24"/>
+              </w:rPr>
+              <w:t>tính</w:t>
+            </w:r>
+            <w:proofErr w:type="spellEnd"/>
+            <w:r>
+              <w:rPr>
+                <w:rFonts w:ascii="Times New Roman" w:eastAsia="Times New Roman" w:hAnsi="Times New Roman" w:cs="Times New Roman"/>
+                <w:sz w:val="24"/>
+                <w:szCs w:val="24"/>
+              </w:rPr>
+              <w:t xml:space="preserve"> </w:t>
+            </w:r>
+            <w:proofErr w:type="spellStart"/>
+            <w:r>
+              <w:rPr>
+                <w:rFonts w:ascii="Times New Roman" w:eastAsia="Times New Roman" w:hAnsi="Times New Roman" w:cs="Times New Roman"/>
+                <w:sz w:val="24"/>
+                <w:szCs w:val="24"/>
+              </w:rPr>
+              <w:t>năng</w:t>
+            </w:r>
+            <w:proofErr w:type="spellEnd"/>
+            <w:r>
+              <w:rPr>
+                <w:rFonts w:ascii="Times New Roman" w:eastAsia="Times New Roman" w:hAnsi="Times New Roman" w:cs="Times New Roman"/>
+                <w:sz w:val="24"/>
+                <w:szCs w:val="24"/>
+              </w:rPr>
+              <w:t xml:space="preserve"> </w:t>
+            </w:r>
+            <w:proofErr w:type="spellStart"/>
+            <w:r>
+              <w:rPr>
+                <w:rFonts w:ascii="Times New Roman" w:eastAsia="Times New Roman" w:hAnsi="Times New Roman" w:cs="Times New Roman"/>
+                <w:sz w:val="24"/>
+                <w:szCs w:val="24"/>
+              </w:rPr>
+              <w:t>heo</w:t>
+            </w:r>
+            <w:proofErr w:type="spellEnd"/>
+            <w:r>
+              <w:rPr>
+                <w:rFonts w:ascii="Times New Roman" w:eastAsia="Times New Roman" w:hAnsi="Times New Roman" w:cs="Times New Roman"/>
+                <w:sz w:val="24"/>
+                <w:szCs w:val="24"/>
+              </w:rPr>
+              <w:t xml:space="preserve"> </w:t>
+            </w:r>
+            <w:proofErr w:type="spellStart"/>
+            <w:r>
+              <w:rPr>
+                <w:rFonts w:ascii="Times New Roman" w:eastAsia="Times New Roman" w:hAnsi="Times New Roman" w:cs="Times New Roman"/>
+                <w:sz w:val="24"/>
+                <w:szCs w:val="24"/>
+              </w:rPr>
+              <w:t>dõi</w:t>
+            </w:r>
+            <w:proofErr w:type="spellEnd"/>
           </w:p>
         </w:tc>
         <w:tc>
@@ -14674,6 +14998,150 @@
                 <w:szCs w:val="24"/>
               </w:rPr>
             </w:pPr>
+            <w:proofErr w:type="spellStart"/>
+            <w:r>
+              <w:rPr>
+                <w:rFonts w:ascii="Times New Roman" w:eastAsia="Times New Roman" w:hAnsi="Times New Roman" w:cs="Times New Roman"/>
+                <w:sz w:val="24"/>
+                <w:szCs w:val="24"/>
+              </w:rPr>
+              <w:t>Điều</w:t>
+            </w:r>
+            <w:proofErr w:type="spellEnd"/>
+            <w:r>
+              <w:rPr>
+                <w:rFonts w:ascii="Times New Roman" w:eastAsia="Times New Roman" w:hAnsi="Times New Roman" w:cs="Times New Roman"/>
+                <w:sz w:val="24"/>
+                <w:szCs w:val="24"/>
+              </w:rPr>
+              <w:t xml:space="preserve"> </w:t>
+            </w:r>
+            <w:proofErr w:type="spellStart"/>
+            <w:r>
+              <w:rPr>
+                <w:rFonts w:ascii="Times New Roman" w:eastAsia="Times New Roman" w:hAnsi="Times New Roman" w:cs="Times New Roman"/>
+                <w:sz w:val="24"/>
+                <w:szCs w:val="24"/>
+              </w:rPr>
+              <w:t>phối</w:t>
+            </w:r>
+            <w:proofErr w:type="spellEnd"/>
+            <w:r>
+              <w:rPr>
+                <w:rFonts w:ascii="Times New Roman" w:eastAsia="Times New Roman" w:hAnsi="Times New Roman" w:cs="Times New Roman"/>
+                <w:sz w:val="24"/>
+                <w:szCs w:val="24"/>
+              </w:rPr>
+              <w:t xml:space="preserve"> </w:t>
+            </w:r>
+            <w:proofErr w:type="spellStart"/>
+            <w:r>
+              <w:rPr>
+                <w:rFonts w:ascii="Times New Roman" w:eastAsia="Times New Roman" w:hAnsi="Times New Roman" w:cs="Times New Roman"/>
+                <w:sz w:val="24"/>
+                <w:szCs w:val="24"/>
+              </w:rPr>
+              <w:t>buổi</w:t>
+            </w:r>
+            <w:proofErr w:type="spellEnd"/>
+            <w:r>
+              <w:rPr>
+                <w:rFonts w:ascii="Times New Roman" w:eastAsia="Times New Roman" w:hAnsi="Times New Roman" w:cs="Times New Roman"/>
+                <w:sz w:val="24"/>
+                <w:szCs w:val="24"/>
+              </w:rPr>
+              <w:t xml:space="preserve"> </w:t>
+            </w:r>
+            <w:proofErr w:type="spellStart"/>
+            <w:r>
+              <w:rPr>
+                <w:rFonts w:ascii="Times New Roman" w:eastAsia="Times New Roman" w:hAnsi="Times New Roman" w:cs="Times New Roman"/>
+                <w:sz w:val="24"/>
+                <w:szCs w:val="24"/>
+              </w:rPr>
+              <w:t>hợp</w:t>
+            </w:r>
+            <w:proofErr w:type="spellEnd"/>
+            <w:r>
+              <w:rPr>
+                <w:rFonts w:ascii="Times New Roman" w:eastAsia="Times New Roman" w:hAnsi="Times New Roman" w:cs="Times New Roman"/>
+                <w:sz w:val="24"/>
+                <w:szCs w:val="24"/>
+              </w:rPr>
+              <w:t xml:space="preserve">, </w:t>
+            </w:r>
+            <w:proofErr w:type="spellStart"/>
+            <w:r>
+              <w:rPr>
+                <w:rFonts w:ascii="Times New Roman" w:eastAsia="Times New Roman" w:hAnsi="Times New Roman" w:cs="Times New Roman"/>
+                <w:sz w:val="24"/>
+                <w:szCs w:val="24"/>
+              </w:rPr>
+              <w:t>giữ</w:t>
+            </w:r>
+            <w:proofErr w:type="spellEnd"/>
+            <w:r>
+              <w:rPr>
+                <w:rFonts w:ascii="Times New Roman" w:eastAsia="Times New Roman" w:hAnsi="Times New Roman" w:cs="Times New Roman"/>
+                <w:sz w:val="24"/>
+                <w:szCs w:val="24"/>
+              </w:rPr>
+              <w:t xml:space="preserve"> </w:t>
+            </w:r>
+            <w:proofErr w:type="spellStart"/>
+            <w:r>
+              <w:rPr>
+                <w:rFonts w:ascii="Times New Roman" w:eastAsia="Times New Roman" w:hAnsi="Times New Roman" w:cs="Times New Roman"/>
+                <w:sz w:val="24"/>
+                <w:szCs w:val="24"/>
+              </w:rPr>
+              <w:t>trọng</w:t>
+            </w:r>
+            <w:proofErr w:type="spellEnd"/>
+            <w:r>
+              <w:rPr>
+                <w:rFonts w:ascii="Times New Roman" w:eastAsia="Times New Roman" w:hAnsi="Times New Roman" w:cs="Times New Roman"/>
+                <w:sz w:val="24"/>
+                <w:szCs w:val="24"/>
+              </w:rPr>
+              <w:t xml:space="preserve"> </w:t>
+            </w:r>
+            <w:proofErr w:type="spellStart"/>
+            <w:r>
+              <w:rPr>
+                <w:rFonts w:ascii="Times New Roman" w:eastAsia="Times New Roman" w:hAnsi="Times New Roman" w:cs="Times New Roman"/>
+                <w:sz w:val="24"/>
+                <w:szCs w:val="24"/>
+              </w:rPr>
+              <w:t>tâm</w:t>
+            </w:r>
+            <w:proofErr w:type="spellEnd"/>
+            <w:r>
+              <w:rPr>
+                <w:rFonts w:ascii="Times New Roman" w:eastAsia="Times New Roman" w:hAnsi="Times New Roman" w:cs="Times New Roman"/>
+                <w:sz w:val="24"/>
+                <w:szCs w:val="24"/>
+              </w:rPr>
+              <w:t xml:space="preserve"> </w:t>
+            </w:r>
+            <w:proofErr w:type="spellStart"/>
+            <w:r>
+              <w:rPr>
+                <w:rFonts w:ascii="Times New Roman" w:eastAsia="Times New Roman" w:hAnsi="Times New Roman" w:cs="Times New Roman"/>
+                <w:sz w:val="24"/>
+                <w:szCs w:val="24"/>
+              </w:rPr>
+              <w:t>vào</w:t>
+            </w:r>
+            <w:proofErr w:type="spellEnd"/>
+            <w:r>
+              <w:rPr>
+                <w:rFonts w:ascii="Times New Roman" w:eastAsia="Times New Roman" w:hAnsi="Times New Roman" w:cs="Times New Roman"/>
+                <w:sz w:val="24"/>
+                <w:szCs w:val="24"/>
+              </w:rPr>
+              <w:t xml:space="preserve"> increment</w:t>
+            </w:r>
           </w:p>
         </w:tc>
         <w:tc>
@@ -14702,6 +15170,106 @@
                 <w:szCs w:val="24"/>
               </w:rPr>
             </w:pPr>
+            <w:proofErr w:type="spellStart"/>
+            <w:r>
+              <w:rPr>
+                <w:rFonts w:ascii="Times New Roman" w:eastAsia="Times New Roman" w:hAnsi="Times New Roman" w:cs="Times New Roman"/>
+                <w:sz w:val="24"/>
+                <w:szCs w:val="24"/>
+              </w:rPr>
+              <w:t>Nêu</w:t>
+            </w:r>
+            <w:proofErr w:type="spellEnd"/>
+            <w:r>
+              <w:rPr>
+                <w:rFonts w:ascii="Times New Roman" w:eastAsia="Times New Roman" w:hAnsi="Times New Roman" w:cs="Times New Roman"/>
+                <w:sz w:val="24"/>
+                <w:szCs w:val="24"/>
+              </w:rPr>
+              <w:t xml:space="preserve"> </w:t>
+            </w:r>
+            <w:proofErr w:type="spellStart"/>
+            <w:r>
+              <w:rPr>
+                <w:rFonts w:ascii="Times New Roman" w:eastAsia="Times New Roman" w:hAnsi="Times New Roman" w:cs="Times New Roman"/>
+                <w:sz w:val="24"/>
+                <w:szCs w:val="24"/>
+              </w:rPr>
+              <w:t>Spint</w:t>
+            </w:r>
+            <w:proofErr w:type="spellEnd"/>
+            <w:r>
+              <w:rPr>
+                <w:rFonts w:ascii="Times New Roman" w:eastAsia="Times New Roman" w:hAnsi="Times New Roman" w:cs="Times New Roman"/>
+                <w:sz w:val="24"/>
+                <w:szCs w:val="24"/>
+              </w:rPr>
+              <w:t xml:space="preserve"> goal, </w:t>
+            </w:r>
+            <w:proofErr w:type="spellStart"/>
+            <w:r>
+              <w:rPr>
+                <w:rFonts w:ascii="Times New Roman" w:eastAsia="Times New Roman" w:hAnsi="Times New Roman" w:cs="Times New Roman"/>
+                <w:sz w:val="24"/>
+                <w:szCs w:val="24"/>
+              </w:rPr>
+              <w:t>cho</w:t>
+            </w:r>
+            <w:proofErr w:type="spellEnd"/>
+            <w:r>
+              <w:rPr>
+                <w:rFonts w:ascii="Times New Roman" w:eastAsia="Times New Roman" w:hAnsi="Times New Roman" w:cs="Times New Roman"/>
+                <w:sz w:val="24"/>
+                <w:szCs w:val="24"/>
+              </w:rPr>
+              <w:t xml:space="preserve"> </w:t>
+            </w:r>
+            <w:proofErr w:type="spellStart"/>
+            <w:r>
+              <w:rPr>
+                <w:rFonts w:ascii="Times New Roman" w:eastAsia="Times New Roman" w:hAnsi="Times New Roman" w:cs="Times New Roman"/>
+                <w:sz w:val="24"/>
+                <w:szCs w:val="24"/>
+              </w:rPr>
+              <w:t>biết</w:t>
+            </w:r>
+            <w:proofErr w:type="spellEnd"/>
+            <w:r>
+              <w:rPr>
+                <w:rFonts w:ascii="Times New Roman" w:eastAsia="Times New Roman" w:hAnsi="Times New Roman" w:cs="Times New Roman"/>
+                <w:sz w:val="24"/>
+                <w:szCs w:val="24"/>
+              </w:rPr>
+              <w:t xml:space="preserve"> </w:t>
+            </w:r>
+            <w:proofErr w:type="spellStart"/>
+            <w:r>
+              <w:rPr>
+                <w:rFonts w:ascii="Times New Roman" w:eastAsia="Times New Roman" w:hAnsi="Times New Roman" w:cs="Times New Roman"/>
+                <w:sz w:val="24"/>
+                <w:szCs w:val="24"/>
+              </w:rPr>
+              <w:t>hạng</w:t>
+            </w:r>
+            <w:proofErr w:type="spellEnd"/>
+            <w:r>
+              <w:rPr>
+                <w:rFonts w:ascii="Times New Roman" w:eastAsia="Times New Roman" w:hAnsi="Times New Roman" w:cs="Times New Roman"/>
+                <w:sz w:val="24"/>
+                <w:szCs w:val="24"/>
+              </w:rPr>
+              <w:t xml:space="preserve"> </w:t>
+            </w:r>
+            <w:proofErr w:type="spellStart"/>
+            <w:r>
+              <w:rPr>
+                <w:rFonts w:ascii="Times New Roman" w:eastAsia="Times New Roman" w:hAnsi="Times New Roman" w:cs="Times New Roman"/>
+                <w:sz w:val="24"/>
+                <w:szCs w:val="24"/>
+              </w:rPr>
+              <w:t>mục</w:t>
+            </w:r>
+            <w:proofErr w:type="spellEnd"/>
           </w:p>
         </w:tc>
       </w:tr>
@@ -14971,6 +15539,662 @@
                 <w:szCs w:val="24"/>
               </w:rPr>
             </w:pPr>
+            <w:r>
+              <w:rPr>
+                <w:rFonts w:ascii="Times New Roman" w:eastAsia="Times New Roman" w:hAnsi="Times New Roman" w:cs="Times New Roman"/>
+                <w:sz w:val="24"/>
+                <w:szCs w:val="24"/>
+              </w:rPr>
+              <w:t xml:space="preserve">Po </w:t>
+            </w:r>
+            <w:proofErr w:type="spellStart"/>
+            <w:r>
+              <w:rPr>
+                <w:rFonts w:ascii="Times New Roman" w:eastAsia="Times New Roman" w:hAnsi="Times New Roman" w:cs="Times New Roman"/>
+                <w:sz w:val="24"/>
+                <w:szCs w:val="24"/>
+              </w:rPr>
+              <w:t>ghi</w:t>
+            </w:r>
+            <w:proofErr w:type="spellEnd"/>
+            <w:r>
+              <w:rPr>
+                <w:rFonts w:ascii="Times New Roman" w:eastAsia="Times New Roman" w:hAnsi="Times New Roman" w:cs="Times New Roman"/>
+                <w:sz w:val="24"/>
+                <w:szCs w:val="24"/>
+              </w:rPr>
+              <w:t xml:space="preserve"> </w:t>
+            </w:r>
+            <w:proofErr w:type="spellStart"/>
+            <w:r>
+              <w:rPr>
+                <w:rFonts w:ascii="Times New Roman" w:eastAsia="Times New Roman" w:hAnsi="Times New Roman" w:cs="Times New Roman"/>
+                <w:sz w:val="24"/>
+                <w:szCs w:val="24"/>
+              </w:rPr>
+              <w:t>nhận</w:t>
+            </w:r>
+            <w:proofErr w:type="spellEnd"/>
+            <w:r>
+              <w:rPr>
+                <w:rFonts w:ascii="Times New Roman" w:eastAsia="Times New Roman" w:hAnsi="Times New Roman" w:cs="Times New Roman"/>
+                <w:sz w:val="24"/>
+                <w:szCs w:val="24"/>
+              </w:rPr>
+              <w:t xml:space="preserve"> ý </w:t>
+            </w:r>
+            <w:proofErr w:type="spellStart"/>
+            <w:r>
+              <w:rPr>
+                <w:rFonts w:ascii="Times New Roman" w:eastAsia="Times New Roman" w:hAnsi="Times New Roman" w:cs="Times New Roman"/>
+                <w:sz w:val="24"/>
+                <w:szCs w:val="24"/>
+              </w:rPr>
+              <w:t>kiến</w:t>
+            </w:r>
+            <w:proofErr w:type="spellEnd"/>
+            <w:r>
+              <w:rPr>
+                <w:rFonts w:ascii="Times New Roman" w:eastAsia="Times New Roman" w:hAnsi="Times New Roman" w:cs="Times New Roman"/>
+                <w:sz w:val="24"/>
+                <w:szCs w:val="24"/>
+              </w:rPr>
+              <w:t xml:space="preserve"> </w:t>
+            </w:r>
+            <w:proofErr w:type="spellStart"/>
+            <w:r>
+              <w:rPr>
+                <w:rFonts w:ascii="Times New Roman" w:eastAsia="Times New Roman" w:hAnsi="Times New Roman" w:cs="Times New Roman"/>
+                <w:sz w:val="24"/>
+                <w:szCs w:val="24"/>
+              </w:rPr>
+              <w:t>và</w:t>
+            </w:r>
+            <w:proofErr w:type="spellEnd"/>
+            <w:r>
+              <w:rPr>
+                <w:rFonts w:ascii="Times New Roman" w:eastAsia="Times New Roman" w:hAnsi="Times New Roman" w:cs="Times New Roman"/>
+                <w:sz w:val="24"/>
+                <w:szCs w:val="24"/>
+              </w:rPr>
+              <w:t xml:space="preserve"> </w:t>
+            </w:r>
+            <w:proofErr w:type="spellStart"/>
+            <w:r>
+              <w:rPr>
+                <w:rFonts w:ascii="Times New Roman" w:eastAsia="Times New Roman" w:hAnsi="Times New Roman" w:cs="Times New Roman"/>
+                <w:sz w:val="24"/>
+                <w:szCs w:val="24"/>
+              </w:rPr>
+              <w:t>nêu</w:t>
+            </w:r>
+            <w:proofErr w:type="spellEnd"/>
+            <w:r>
+              <w:rPr>
+                <w:rFonts w:ascii="Times New Roman" w:eastAsia="Times New Roman" w:hAnsi="Times New Roman" w:cs="Times New Roman"/>
+                <w:sz w:val="24"/>
+                <w:szCs w:val="24"/>
+              </w:rPr>
+              <w:t xml:space="preserve"> </w:t>
+            </w:r>
+            <w:proofErr w:type="spellStart"/>
+            <w:r>
+              <w:rPr>
+                <w:rFonts w:ascii="Times New Roman" w:eastAsia="Times New Roman" w:hAnsi="Times New Roman" w:cs="Times New Roman"/>
+                <w:sz w:val="24"/>
+                <w:szCs w:val="24"/>
+              </w:rPr>
+              <w:t>r</w:t>
+            </w:r>
+            <w:r>
+              <w:rPr>
+                <w:rFonts w:ascii="Times New Roman" w:eastAsia="Times New Roman" w:hAnsi="Times New Roman" w:cs="Times New Roman"/>
+                <w:sz w:val="24"/>
+                <w:szCs w:val="24"/>
+              </w:rPr>
+              <w:t>a</w:t>
+            </w:r>
+            <w:proofErr w:type="spellEnd"/>
+            <w:r>
+              <w:rPr>
+                <w:rFonts w:ascii="Times New Roman" w:eastAsia="Times New Roman" w:hAnsi="Times New Roman" w:cs="Times New Roman"/>
+                <w:sz w:val="24"/>
+                <w:szCs w:val="24"/>
+              </w:rPr>
+              <w:t xml:space="preserve"> </w:t>
+            </w:r>
+            <w:proofErr w:type="spellStart"/>
+            <w:r>
+              <w:rPr>
+                <w:rFonts w:ascii="Times New Roman" w:eastAsia="Times New Roman" w:hAnsi="Times New Roman" w:cs="Times New Roman"/>
+                <w:sz w:val="24"/>
+                <w:szCs w:val="24"/>
+              </w:rPr>
+              <w:t>yêu</w:t>
+            </w:r>
+            <w:proofErr w:type="spellEnd"/>
+            <w:r>
+              <w:rPr>
+                <w:rFonts w:ascii="Times New Roman" w:eastAsia="Times New Roman" w:hAnsi="Times New Roman" w:cs="Times New Roman"/>
+                <w:sz w:val="24"/>
+                <w:szCs w:val="24"/>
+              </w:rPr>
+              <w:t xml:space="preserve"> </w:t>
+            </w:r>
+            <w:proofErr w:type="spellStart"/>
+            <w:r>
+              <w:rPr>
+                <w:rFonts w:ascii="Times New Roman" w:eastAsia="Times New Roman" w:hAnsi="Times New Roman" w:cs="Times New Roman"/>
+                <w:sz w:val="24"/>
+                <w:szCs w:val="24"/>
+              </w:rPr>
+              <w:t>cầu</w:t>
+            </w:r>
+            <w:proofErr w:type="spellEnd"/>
+            <w:r>
+              <w:rPr>
+                <w:rFonts w:ascii="Times New Roman" w:eastAsia="Times New Roman" w:hAnsi="Times New Roman" w:cs="Times New Roman"/>
+                <w:sz w:val="24"/>
+                <w:szCs w:val="24"/>
+              </w:rPr>
+              <w:t xml:space="preserve"> </w:t>
+            </w:r>
+            <w:proofErr w:type="spellStart"/>
+            <w:proofErr w:type="gramStart"/>
+            <w:r>
+              <w:rPr>
+                <w:rFonts w:ascii="Times New Roman" w:eastAsia="Times New Roman" w:hAnsi="Times New Roman" w:cs="Times New Roman"/>
+                <w:sz w:val="24"/>
+                <w:szCs w:val="24"/>
+              </w:rPr>
+              <w:t>cho</w:t>
+            </w:r>
+            <w:proofErr w:type="spellEnd"/>
+            <w:r>
+              <w:rPr>
+                <w:rFonts w:ascii="Times New Roman" w:eastAsia="Times New Roman" w:hAnsi="Times New Roman" w:cs="Times New Roman"/>
+                <w:sz w:val="24"/>
+                <w:szCs w:val="24"/>
+              </w:rPr>
+              <w:t xml:space="preserve">  stakeholder</w:t>
+            </w:r>
+            <w:proofErr w:type="gramEnd"/>
+            <w:r>
+              <w:rPr>
+                <w:rFonts w:ascii="Times New Roman" w:eastAsia="Times New Roman" w:hAnsi="Times New Roman" w:cs="Times New Roman"/>
+                <w:sz w:val="24"/>
+                <w:szCs w:val="24"/>
+              </w:rPr>
+              <w:t xml:space="preserve"> </w:t>
+            </w:r>
+            <w:proofErr w:type="spellStart"/>
+            <w:r>
+              <w:rPr>
+                <w:rFonts w:ascii="Times New Roman" w:eastAsia="Times New Roman" w:hAnsi="Times New Roman" w:cs="Times New Roman"/>
+                <w:sz w:val="24"/>
+                <w:szCs w:val="24"/>
+              </w:rPr>
+              <w:t>đông</w:t>
+            </w:r>
+            <w:proofErr w:type="spellEnd"/>
+            <w:r>
+              <w:rPr>
+                <w:rFonts w:ascii="Times New Roman" w:eastAsia="Times New Roman" w:hAnsi="Times New Roman" w:cs="Times New Roman"/>
+                <w:sz w:val="24"/>
+                <w:szCs w:val="24"/>
+              </w:rPr>
+              <w:t xml:space="preserve"> </w:t>
+            </w:r>
+            <w:proofErr w:type="spellStart"/>
+            <w:r>
+              <w:rPr>
+                <w:rFonts w:ascii="Times New Roman" w:eastAsia="Times New Roman" w:hAnsi="Times New Roman" w:cs="Times New Roman"/>
+                <w:sz w:val="24"/>
+                <w:szCs w:val="24"/>
+              </w:rPr>
+              <w:t>thời</w:t>
+            </w:r>
+            <w:proofErr w:type="spellEnd"/>
+            <w:r>
+              <w:rPr>
+                <w:rFonts w:ascii="Times New Roman" w:eastAsia="Times New Roman" w:hAnsi="Times New Roman" w:cs="Times New Roman"/>
+                <w:sz w:val="24"/>
+                <w:szCs w:val="24"/>
+              </w:rPr>
+              <w:t xml:space="preserve"> </w:t>
+            </w:r>
+            <w:proofErr w:type="spellStart"/>
+            <w:r>
+              <w:rPr>
+                <w:rFonts w:ascii="Times New Roman" w:eastAsia="Times New Roman" w:hAnsi="Times New Roman" w:cs="Times New Roman"/>
+                <w:sz w:val="24"/>
+                <w:szCs w:val="24"/>
+              </w:rPr>
+              <w:t>đánh</w:t>
+            </w:r>
+            <w:proofErr w:type="spellEnd"/>
+            <w:r>
+              <w:rPr>
+                <w:rFonts w:ascii="Times New Roman" w:eastAsia="Times New Roman" w:hAnsi="Times New Roman" w:cs="Times New Roman"/>
+                <w:sz w:val="24"/>
+                <w:szCs w:val="24"/>
+              </w:rPr>
+              <w:t xml:space="preserve"> </w:t>
+            </w:r>
+            <w:proofErr w:type="spellStart"/>
+            <w:r>
+              <w:rPr>
+                <w:rFonts w:ascii="Times New Roman" w:eastAsia="Times New Roman" w:hAnsi="Times New Roman" w:cs="Times New Roman"/>
+                <w:sz w:val="24"/>
+                <w:szCs w:val="24"/>
+              </w:rPr>
+              <w:t>giá</w:t>
+            </w:r>
+            <w:proofErr w:type="spellEnd"/>
+            <w:r>
+              <w:rPr>
+                <w:rFonts w:ascii="Times New Roman" w:eastAsia="Times New Roman" w:hAnsi="Times New Roman" w:cs="Times New Roman"/>
+                <w:sz w:val="24"/>
+                <w:szCs w:val="24"/>
+              </w:rPr>
+              <w:t xml:space="preserve"> </w:t>
+            </w:r>
+            <w:proofErr w:type="spellStart"/>
+            <w:r>
+              <w:rPr>
+                <w:rFonts w:ascii="Times New Roman" w:eastAsia="Times New Roman" w:hAnsi="Times New Roman" w:cs="Times New Roman"/>
+                <w:sz w:val="24"/>
+                <w:szCs w:val="24"/>
+              </w:rPr>
+              <w:t>trị</w:t>
+            </w:r>
+            <w:proofErr w:type="spellEnd"/>
+            <w:r>
+              <w:rPr>
+                <w:rFonts w:ascii="Times New Roman" w:eastAsia="Times New Roman" w:hAnsi="Times New Roman" w:cs="Times New Roman"/>
+                <w:sz w:val="24"/>
+                <w:szCs w:val="24"/>
+              </w:rPr>
+              <w:t xml:space="preserve"> </w:t>
+            </w:r>
+            <w:proofErr w:type="spellStart"/>
+            <w:r>
+              <w:rPr>
+                <w:rFonts w:ascii="Times New Roman" w:eastAsia="Times New Roman" w:hAnsi="Times New Roman" w:cs="Times New Roman"/>
+                <w:sz w:val="24"/>
+                <w:szCs w:val="24"/>
+              </w:rPr>
+              <w:t>mạng</w:t>
+            </w:r>
+            <w:proofErr w:type="spellEnd"/>
+            <w:r>
+              <w:rPr>
+                <w:rFonts w:ascii="Times New Roman" w:eastAsia="Times New Roman" w:hAnsi="Times New Roman" w:cs="Times New Roman"/>
+                <w:sz w:val="24"/>
+                <w:szCs w:val="24"/>
+              </w:rPr>
+              <w:t xml:space="preserve"> </w:t>
+            </w:r>
+            <w:proofErr w:type="spellStart"/>
+            <w:r>
+              <w:rPr>
+                <w:rFonts w:ascii="Times New Roman" w:eastAsia="Times New Roman" w:hAnsi="Times New Roman" w:cs="Times New Roman"/>
+                <w:sz w:val="24"/>
+                <w:szCs w:val="24"/>
+              </w:rPr>
+              <w:t>phải</w:t>
+            </w:r>
+            <w:proofErr w:type="spellEnd"/>
+            <w:r>
+              <w:rPr>
+                <w:rFonts w:ascii="Times New Roman" w:eastAsia="Times New Roman" w:hAnsi="Times New Roman" w:cs="Times New Roman"/>
+                <w:sz w:val="24"/>
+                <w:szCs w:val="24"/>
+              </w:rPr>
+              <w:t xml:space="preserve"> </w:t>
+            </w:r>
+            <w:proofErr w:type="spellStart"/>
+            <w:r>
+              <w:rPr>
+                <w:rFonts w:ascii="Times New Roman" w:eastAsia="Times New Roman" w:hAnsi="Times New Roman" w:cs="Times New Roman"/>
+                <w:sz w:val="24"/>
+                <w:szCs w:val="24"/>
+              </w:rPr>
+              <w:t>lợi</w:t>
+            </w:r>
+            <w:proofErr w:type="spellEnd"/>
+            <w:r>
+              <w:rPr>
+                <w:rFonts w:ascii="Times New Roman" w:eastAsia="Times New Roman" w:hAnsi="Times New Roman" w:cs="Times New Roman"/>
+                <w:sz w:val="24"/>
+                <w:szCs w:val="24"/>
+              </w:rPr>
+              <w:t xml:space="preserve"> </w:t>
+            </w:r>
+            <w:proofErr w:type="spellStart"/>
+            <w:r>
+              <w:rPr>
+                <w:rFonts w:ascii="Times New Roman" w:eastAsia="Times New Roman" w:hAnsi="Times New Roman" w:cs="Times New Roman"/>
+                <w:sz w:val="24"/>
+                <w:szCs w:val="24"/>
+              </w:rPr>
+              <w:t>ích</w:t>
+            </w:r>
+            <w:proofErr w:type="spellEnd"/>
+            <w:r>
+              <w:rPr>
+                <w:rFonts w:ascii="Times New Roman" w:eastAsia="Times New Roman" w:hAnsi="Times New Roman" w:cs="Times New Roman"/>
+                <w:sz w:val="24"/>
+                <w:szCs w:val="24"/>
+              </w:rPr>
+              <w:t xml:space="preserve"> </w:t>
+            </w:r>
+            <w:proofErr w:type="spellStart"/>
+            <w:r>
+              <w:rPr>
+                <w:rFonts w:ascii="Times New Roman" w:eastAsia="Times New Roman" w:hAnsi="Times New Roman" w:cs="Times New Roman"/>
+                <w:sz w:val="24"/>
+                <w:szCs w:val="24"/>
+              </w:rPr>
+              <w:t>cho</w:t>
+            </w:r>
+            <w:proofErr w:type="spellEnd"/>
+            <w:r>
+              <w:rPr>
+                <w:rFonts w:ascii="Times New Roman" w:eastAsia="Times New Roman" w:hAnsi="Times New Roman" w:cs="Times New Roman"/>
+                <w:sz w:val="24"/>
+                <w:szCs w:val="24"/>
+              </w:rPr>
+              <w:t xml:space="preserve"> </w:t>
+            </w:r>
+            <w:proofErr w:type="spellStart"/>
+            <w:r>
+              <w:rPr>
+                <w:rFonts w:ascii="Times New Roman" w:eastAsia="Times New Roman" w:hAnsi="Times New Roman" w:cs="Times New Roman"/>
+                <w:sz w:val="24"/>
+                <w:szCs w:val="24"/>
+              </w:rPr>
+              <w:t>người</w:t>
+            </w:r>
+            <w:proofErr w:type="spellEnd"/>
+            <w:r>
+              <w:rPr>
+                <w:rFonts w:ascii="Times New Roman" w:eastAsia="Times New Roman" w:hAnsi="Times New Roman" w:cs="Times New Roman"/>
+                <w:sz w:val="24"/>
+                <w:szCs w:val="24"/>
+              </w:rPr>
+              <w:t xml:space="preserve"> </w:t>
+            </w:r>
+            <w:proofErr w:type="spellStart"/>
+            <w:r>
+              <w:rPr>
+                <w:rFonts w:ascii="Times New Roman" w:eastAsia="Times New Roman" w:hAnsi="Times New Roman" w:cs="Times New Roman"/>
+                <w:sz w:val="24"/>
+                <w:szCs w:val="24"/>
+              </w:rPr>
+              <w:t>dùng</w:t>
+            </w:r>
+            <w:proofErr w:type="spellEnd"/>
+            <w:r>
+              <w:rPr>
+                <w:rFonts w:ascii="Times New Roman" w:eastAsia="Times New Roman" w:hAnsi="Times New Roman" w:cs="Times New Roman"/>
+                <w:sz w:val="24"/>
+                <w:szCs w:val="24"/>
+              </w:rPr>
+              <w:t xml:space="preserve">, </w:t>
+            </w:r>
+            <w:proofErr w:type="spellStart"/>
+            <w:r>
+              <w:rPr>
+                <w:rFonts w:ascii="Times New Roman" w:eastAsia="Times New Roman" w:hAnsi="Times New Roman" w:cs="Times New Roman"/>
+                <w:sz w:val="24"/>
+                <w:szCs w:val="24"/>
+              </w:rPr>
+              <w:t>sau</w:t>
+            </w:r>
+            <w:proofErr w:type="spellEnd"/>
+            <w:r>
+              <w:rPr>
+                <w:rFonts w:ascii="Times New Roman" w:eastAsia="Times New Roman" w:hAnsi="Times New Roman" w:cs="Times New Roman"/>
+                <w:sz w:val="24"/>
+                <w:szCs w:val="24"/>
+              </w:rPr>
+              <w:t xml:space="preserve"> </w:t>
+            </w:r>
+            <w:proofErr w:type="spellStart"/>
+            <w:r>
+              <w:rPr>
+                <w:rFonts w:ascii="Times New Roman" w:eastAsia="Times New Roman" w:hAnsi="Times New Roman" w:cs="Times New Roman"/>
+                <w:sz w:val="24"/>
+                <w:szCs w:val="24"/>
+              </w:rPr>
+              <w:t>đó</w:t>
+            </w:r>
+            <w:proofErr w:type="spellEnd"/>
+            <w:r>
+              <w:rPr>
+                <w:rFonts w:ascii="Times New Roman" w:eastAsia="Times New Roman" w:hAnsi="Times New Roman" w:cs="Times New Roman"/>
+                <w:sz w:val="24"/>
+                <w:szCs w:val="24"/>
+              </w:rPr>
+              <w:t xml:space="preserve"> </w:t>
+            </w:r>
+            <w:proofErr w:type="spellStart"/>
+            <w:r>
+              <w:rPr>
+                <w:rFonts w:ascii="Times New Roman" w:eastAsia="Times New Roman" w:hAnsi="Times New Roman" w:cs="Times New Roman"/>
+                <w:sz w:val="24"/>
+                <w:szCs w:val="24"/>
+              </w:rPr>
+              <w:t>đưa</w:t>
+            </w:r>
+            <w:proofErr w:type="spellEnd"/>
+            <w:r>
+              <w:rPr>
+                <w:rFonts w:ascii="Times New Roman" w:eastAsia="Times New Roman" w:hAnsi="Times New Roman" w:cs="Times New Roman"/>
+                <w:sz w:val="24"/>
+                <w:szCs w:val="24"/>
+              </w:rPr>
+              <w:t xml:space="preserve"> </w:t>
+            </w:r>
+            <w:proofErr w:type="spellStart"/>
+            <w:r>
+              <w:rPr>
+                <w:rFonts w:ascii="Times New Roman" w:eastAsia="Times New Roman" w:hAnsi="Times New Roman" w:cs="Times New Roman"/>
+                <w:sz w:val="24"/>
+                <w:szCs w:val="24"/>
+              </w:rPr>
+              <w:t>vào</w:t>
+            </w:r>
+            <w:proofErr w:type="spellEnd"/>
+            <w:r>
+              <w:rPr>
+                <w:rFonts w:ascii="Times New Roman" w:eastAsia="Times New Roman" w:hAnsi="Times New Roman" w:cs="Times New Roman"/>
+                <w:sz w:val="24"/>
+                <w:szCs w:val="24"/>
+              </w:rPr>
+              <w:t xml:space="preserve"> Product Backlog </w:t>
+            </w:r>
+            <w:proofErr w:type="spellStart"/>
+            <w:r>
+              <w:rPr>
+                <w:rFonts w:ascii="Times New Roman" w:eastAsia="Times New Roman" w:hAnsi="Times New Roman" w:cs="Times New Roman"/>
+                <w:sz w:val="24"/>
+                <w:szCs w:val="24"/>
+              </w:rPr>
+              <w:t>và</w:t>
+            </w:r>
+            <w:proofErr w:type="spellEnd"/>
+            <w:r>
+              <w:rPr>
+                <w:rFonts w:ascii="Times New Roman" w:eastAsia="Times New Roman" w:hAnsi="Times New Roman" w:cs="Times New Roman"/>
+                <w:sz w:val="24"/>
+                <w:szCs w:val="24"/>
+              </w:rPr>
+              <w:t xml:space="preserve"> </w:t>
+            </w:r>
+            <w:proofErr w:type="spellStart"/>
+            <w:r>
+              <w:rPr>
+                <w:rFonts w:ascii="Times New Roman" w:eastAsia="Times New Roman" w:hAnsi="Times New Roman" w:cs="Times New Roman"/>
+                <w:sz w:val="24"/>
+                <w:szCs w:val="24"/>
+              </w:rPr>
+              <w:t>sắp</w:t>
+            </w:r>
+            <w:proofErr w:type="spellEnd"/>
+            <w:r>
+              <w:rPr>
+                <w:rFonts w:ascii="Times New Roman" w:eastAsia="Times New Roman" w:hAnsi="Times New Roman" w:cs="Times New Roman"/>
+                <w:sz w:val="24"/>
+                <w:szCs w:val="24"/>
+              </w:rPr>
+              <w:t xml:space="preserve"> </w:t>
+            </w:r>
+            <w:proofErr w:type="spellStart"/>
+            <w:r>
+              <w:rPr>
+                <w:rFonts w:ascii="Times New Roman" w:eastAsia="Times New Roman" w:hAnsi="Times New Roman" w:cs="Times New Roman"/>
+                <w:sz w:val="24"/>
+                <w:szCs w:val="24"/>
+              </w:rPr>
+              <w:t>xếp</w:t>
+            </w:r>
+            <w:proofErr w:type="spellEnd"/>
+            <w:r>
+              <w:rPr>
+                <w:rFonts w:ascii="Times New Roman" w:eastAsia="Times New Roman" w:hAnsi="Times New Roman" w:cs="Times New Roman"/>
+                <w:sz w:val="24"/>
+                <w:szCs w:val="24"/>
+              </w:rPr>
+              <w:t xml:space="preserve"> </w:t>
+            </w:r>
+            <w:proofErr w:type="spellStart"/>
+            <w:r>
+              <w:rPr>
+                <w:rFonts w:ascii="Times New Roman" w:eastAsia="Times New Roman" w:hAnsi="Times New Roman" w:cs="Times New Roman"/>
+                <w:sz w:val="24"/>
+                <w:szCs w:val="24"/>
+              </w:rPr>
+              <w:t>thứ</w:t>
+            </w:r>
+            <w:proofErr w:type="spellEnd"/>
+            <w:r>
+              <w:rPr>
+                <w:rFonts w:ascii="Times New Roman" w:eastAsia="Times New Roman" w:hAnsi="Times New Roman" w:cs="Times New Roman"/>
+                <w:sz w:val="24"/>
+                <w:szCs w:val="24"/>
+              </w:rPr>
+              <w:t xml:space="preserve"> </w:t>
+            </w:r>
+            <w:proofErr w:type="spellStart"/>
+            <w:r>
+              <w:rPr>
+                <w:rFonts w:ascii="Times New Roman" w:eastAsia="Times New Roman" w:hAnsi="Times New Roman" w:cs="Times New Roman"/>
+                <w:sz w:val="24"/>
+                <w:szCs w:val="24"/>
+              </w:rPr>
+              <w:t>tự</w:t>
+            </w:r>
+            <w:proofErr w:type="spellEnd"/>
+            <w:r>
+              <w:rPr>
+                <w:rFonts w:ascii="Times New Roman" w:eastAsia="Times New Roman" w:hAnsi="Times New Roman" w:cs="Times New Roman"/>
+                <w:sz w:val="24"/>
+                <w:szCs w:val="24"/>
+              </w:rPr>
+              <w:t xml:space="preserve"> </w:t>
+            </w:r>
+            <w:proofErr w:type="spellStart"/>
+            <w:r>
+              <w:rPr>
+                <w:rFonts w:ascii="Times New Roman" w:eastAsia="Times New Roman" w:hAnsi="Times New Roman" w:cs="Times New Roman"/>
+                <w:sz w:val="24"/>
+                <w:szCs w:val="24"/>
+              </w:rPr>
+              <w:t>ưu</w:t>
+            </w:r>
+            <w:proofErr w:type="spellEnd"/>
+            <w:r>
+              <w:rPr>
+                <w:rFonts w:ascii="Times New Roman" w:eastAsia="Times New Roman" w:hAnsi="Times New Roman" w:cs="Times New Roman"/>
+                <w:sz w:val="24"/>
+                <w:szCs w:val="24"/>
+              </w:rPr>
+              <w:t xml:space="preserve"> </w:t>
+            </w:r>
+            <w:proofErr w:type="spellStart"/>
+            <w:r>
+              <w:rPr>
+                <w:rFonts w:ascii="Times New Roman" w:eastAsia="Times New Roman" w:hAnsi="Times New Roman" w:cs="Times New Roman"/>
+                <w:sz w:val="24"/>
+                <w:szCs w:val="24"/>
+              </w:rPr>
+              <w:t>tiên</w:t>
+            </w:r>
+            <w:proofErr w:type="spellEnd"/>
+            <w:r>
+              <w:rPr>
+                <w:rFonts w:ascii="Times New Roman" w:eastAsia="Times New Roman" w:hAnsi="Times New Roman" w:cs="Times New Roman"/>
+                <w:sz w:val="24"/>
+                <w:szCs w:val="24"/>
+              </w:rPr>
+              <w:t xml:space="preserve">, </w:t>
+            </w:r>
+            <w:proofErr w:type="spellStart"/>
+            <w:r>
+              <w:rPr>
+                <w:rFonts w:ascii="Times New Roman" w:eastAsia="Times New Roman" w:hAnsi="Times New Roman" w:cs="Times New Roman"/>
+                <w:sz w:val="24"/>
+                <w:szCs w:val="24"/>
+              </w:rPr>
+              <w:t>lên</w:t>
+            </w:r>
+            <w:proofErr w:type="spellEnd"/>
+            <w:r>
+              <w:rPr>
+                <w:rFonts w:ascii="Times New Roman" w:eastAsia="Times New Roman" w:hAnsi="Times New Roman" w:cs="Times New Roman"/>
+                <w:sz w:val="24"/>
+                <w:szCs w:val="24"/>
+              </w:rPr>
+              <w:t xml:space="preserve"> </w:t>
+            </w:r>
+            <w:proofErr w:type="spellStart"/>
+            <w:r>
+              <w:rPr>
+                <w:rFonts w:ascii="Times New Roman" w:eastAsia="Times New Roman" w:hAnsi="Times New Roman" w:cs="Times New Roman"/>
+                <w:sz w:val="24"/>
+                <w:szCs w:val="24"/>
+              </w:rPr>
+              <w:t>kế</w:t>
+            </w:r>
+            <w:proofErr w:type="spellEnd"/>
+            <w:r>
+              <w:rPr>
+                <w:rFonts w:ascii="Times New Roman" w:eastAsia="Times New Roman" w:hAnsi="Times New Roman" w:cs="Times New Roman"/>
+                <w:sz w:val="24"/>
+                <w:szCs w:val="24"/>
+              </w:rPr>
+              <w:t xml:space="preserve"> </w:t>
+            </w:r>
+            <w:proofErr w:type="spellStart"/>
+            <w:r>
+              <w:rPr>
+                <w:rFonts w:ascii="Times New Roman" w:eastAsia="Times New Roman" w:hAnsi="Times New Roman" w:cs="Times New Roman"/>
+                <w:sz w:val="24"/>
+                <w:szCs w:val="24"/>
+              </w:rPr>
+              <w:t>hoạch</w:t>
+            </w:r>
+            <w:proofErr w:type="spellEnd"/>
+            <w:r>
+              <w:rPr>
+                <w:rFonts w:ascii="Times New Roman" w:eastAsia="Times New Roman" w:hAnsi="Times New Roman" w:cs="Times New Roman"/>
+                <w:sz w:val="24"/>
+                <w:szCs w:val="24"/>
+              </w:rPr>
+              <w:t xml:space="preserve"> sprint</w:t>
+            </w:r>
           </w:p>
         </w:tc>
       </w:tr>
